--- a/01_protocol/03_Study_Protocol_and_Statistical_Analysis_Plan.docx
+++ b/01_protocol/03_Study_Protocol_and_Statistical_Analysis_Plan.docx
@@ -80,7 +80,7 @@
           <w:szCs w:val="21"/>
           <w:color w:val="000000"/>
         </w:rPr>
-        <w:t xml:space="preserve">Maxwell K. Nyarko | Version 1.0 | October 7, 2026 | Status: final before outcome analysis</w:t>
+        <w:t xml:space="preserve">Maxwell K. Nyarko | Version 1.1 (editorial amendment of v1.0, October 8, 2026) | Version 1.0 finalized October 7, 2026, before outcome analysis</w:t>
       </w:r>
     </w:p>
     <w:p>
@@ -10798,7 +10798,7 @@
                 <w:szCs w:val="17"/>
                 <w:color w:val="000000"/>
               </w:rPr>
-              <w:t xml:space="preserve">E-values for the primary RR and HR</w:t>
+              <w:t xml:space="preserve">E-values for the primary RR and HR, for the point estimate and the confidence limit closest to the null (VanderWeele &amp; Ding 2017)</w:t>
             </w:r>
           </w:p>
         </w:tc>
@@ -17148,6 +17148,467 @@
         <w:t xml:space="preserve">13. Amendments after version 1.0</w:t>
       </w:r>
     </w:p>
+    <w:tbl xmlns:a="http://schemas.openxmlformats.org/drawingml/2006/main" xmlns:pic="http://schemas.openxmlformats.org/drawingml/2006/picture">
+      <w:tblPr>
+        <w:tblLayout w:type="autofit"/>
+        <w:jc w:val="center"/>
+        <w:tblW w:type="pct" w:w="5000"/>
+        <w:tblLook w:firstRow="1" w:lastRow="0" w:firstColumn="0" w:lastColumn="0" w:noHBand="0" w:noVBand="1"/>
+      </w:tblPr>
+      <w:tr>
+        <w:trPr>
+          <w:trHeight w:val="360" w:hRule="auto"/>
+          <w:tblHeader/>
+        </w:trPr>
+        header1
+        <w:tc>
+          <w:tcPr>
+            <w:tcBorders>
+              <w:bottom w:val="single" w:sz="12" w:space="0" w:color="666666"/>
+              <w:top w:val="single" w:sz="12" w:space="0" w:color="666666"/>
+              <w:left w:val="none" w:sz="0" w:space="0" w:color="000000"/>
+              <w:right w:val="none" w:sz="0" w:space="0" w:color="000000"/>
+            </w:tcBorders>
+            <w:shd w:val="clear" w:color="auto" w:fill="E8EEF5"/>
+            <w:tcMar>
+              <w:top w:w="0" w:type="dxa"/>
+              <w:bottom w:w="0" w:type="dxa"/>
+              <w:left w:w="0" w:type="dxa"/>
+              <w:right w:w="0" w:type="dxa"/>
+            </w:tcMar>
+            <w:vAlign w:val="top"/>
+          </w:tcPr>
+          <w:p>
+            <w:pPr>
+              <w:jc w:val="left"/>
+              <w:pBdr>
+                <w:bottom w:val="none" w:sz="0" w:space="0" w:color="000000"/>
+                <w:top w:val="none" w:sz="0" w:space="0" w:color="000000"/>
+                <w:left w:val="none" w:sz="0" w:space="0" w:color="000000"/>
+                <w:right w:val="none" w:sz="0" w:space="0" w:color="000000"/>
+              </w:pBdr>
+              <w:spacing w:after="40" w:before="40" w:line="240"/>
+              <w:ind w:left="40" w:right="40" w:firstLine="0" w:firstLineChars="0"/>
+              <w:rPr>
+                <w:rFonts w:ascii="Arial" w:hAnsi="Arial" w:eastAsia="Arial" w:cs="Arial"/>
+                <w:i w:val="false"/>
+                <w:b w:val="true"/>
+                <w:u w:val="none"/>
+                <w:strike w:val="false"/>
+                <w:sz w:val="17"/>
+                <w:szCs w:val="17"/>
+                <w:color w:val="000000"/>
+              </w:rPr>
+            </w:pPr>
+            <w:r>
+              <w:rPr>
+                <w:rFonts w:ascii="Arial" w:hAnsi="Arial" w:eastAsia="Arial" w:cs="Arial"/>
+                <w:i w:val="false"/>
+                <w:b w:val="true"/>
+                <w:u w:val="none"/>
+                <w:strike w:val="false"/>
+                <w:sz w:val="17"/>
+                <w:szCs w:val="17"/>
+                <w:color w:val="000000"/>
+              </w:rPr>
+              <w:t xml:space="preserve">Version</w:t>
+            </w:r>
+          </w:p>
+        </w:tc>
+        <w:tc>
+          <w:tcPr>
+            <w:tcBorders>
+              <w:bottom w:val="single" w:sz="12" w:space="0" w:color="666666"/>
+              <w:top w:val="single" w:sz="12" w:space="0" w:color="666666"/>
+              <w:left w:val="none" w:sz="0" w:space="0" w:color="000000"/>
+              <w:right w:val="none" w:sz="0" w:space="0" w:color="000000"/>
+            </w:tcBorders>
+            <w:shd w:val="clear" w:color="auto" w:fill="E8EEF5"/>
+            <w:tcMar>
+              <w:top w:w="0" w:type="dxa"/>
+              <w:bottom w:w="0" w:type="dxa"/>
+              <w:left w:w="0" w:type="dxa"/>
+              <w:right w:w="0" w:type="dxa"/>
+            </w:tcMar>
+            <w:vAlign w:val="top"/>
+          </w:tcPr>
+          <w:p>
+            <w:pPr>
+              <w:jc w:val="left"/>
+              <w:pBdr>
+                <w:bottom w:val="none" w:sz="0" w:space="0" w:color="000000"/>
+                <w:top w:val="none" w:sz="0" w:space="0" w:color="000000"/>
+                <w:left w:val="none" w:sz="0" w:space="0" w:color="000000"/>
+                <w:right w:val="none" w:sz="0" w:space="0" w:color="000000"/>
+              </w:pBdr>
+              <w:spacing w:after="40" w:before="40" w:line="240"/>
+              <w:ind w:left="40" w:right="40" w:firstLine="0" w:firstLineChars="0"/>
+              <w:rPr>
+                <w:rFonts w:ascii="Arial" w:hAnsi="Arial" w:eastAsia="Arial" w:cs="Arial"/>
+                <w:i w:val="false"/>
+                <w:b w:val="true"/>
+                <w:u w:val="none"/>
+                <w:strike w:val="false"/>
+                <w:sz w:val="17"/>
+                <w:szCs w:val="17"/>
+                <w:color w:val="000000"/>
+              </w:rPr>
+            </w:pPr>
+            <w:r>
+              <w:rPr>
+                <w:rFonts w:ascii="Arial" w:hAnsi="Arial" w:eastAsia="Arial" w:cs="Arial"/>
+                <w:i w:val="false"/>
+                <w:b w:val="true"/>
+                <w:u w:val="none"/>
+                <w:strike w:val="false"/>
+                <w:sz w:val="17"/>
+                <w:szCs w:val="17"/>
+                <w:color w:val="000000"/>
+              </w:rPr>
+              <w:t xml:space="preserve">Date</w:t>
+            </w:r>
+          </w:p>
+        </w:tc>
+        <w:tc>
+          <w:tcPr>
+            <w:tcBorders>
+              <w:bottom w:val="single" w:sz="12" w:space="0" w:color="666666"/>
+              <w:top w:val="single" w:sz="12" w:space="0" w:color="666666"/>
+              <w:left w:val="none" w:sz="0" w:space="0" w:color="000000"/>
+              <w:right w:val="none" w:sz="0" w:space="0" w:color="000000"/>
+            </w:tcBorders>
+            <w:shd w:val="clear" w:color="auto" w:fill="E8EEF5"/>
+            <w:tcMar>
+              <w:top w:w="0" w:type="dxa"/>
+              <w:bottom w:w="0" w:type="dxa"/>
+              <w:left w:w="0" w:type="dxa"/>
+              <w:right w:w="0" w:type="dxa"/>
+            </w:tcMar>
+            <w:vAlign w:val="top"/>
+          </w:tcPr>
+          <w:p>
+            <w:pPr>
+              <w:jc w:val="left"/>
+              <w:pBdr>
+                <w:bottom w:val="none" w:sz="0" w:space="0" w:color="000000"/>
+                <w:top w:val="none" w:sz="0" w:space="0" w:color="000000"/>
+                <w:left w:val="none" w:sz="0" w:space="0" w:color="000000"/>
+                <w:right w:val="none" w:sz="0" w:space="0" w:color="000000"/>
+              </w:pBdr>
+              <w:spacing w:after="40" w:before="40" w:line="240"/>
+              <w:ind w:left="40" w:right="40" w:firstLine="0" w:firstLineChars="0"/>
+              <w:rPr>
+                <w:rFonts w:ascii="Arial" w:hAnsi="Arial" w:eastAsia="Arial" w:cs="Arial"/>
+                <w:i w:val="false"/>
+                <w:b w:val="true"/>
+                <w:u w:val="none"/>
+                <w:strike w:val="false"/>
+                <w:sz w:val="17"/>
+                <w:szCs w:val="17"/>
+                <w:color w:val="000000"/>
+              </w:rPr>
+            </w:pPr>
+            <w:r>
+              <w:rPr>
+                <w:rFonts w:ascii="Arial" w:hAnsi="Arial" w:eastAsia="Arial" w:cs="Arial"/>
+                <w:i w:val="false"/>
+                <w:b w:val="true"/>
+                <w:u w:val="none"/>
+                <w:strike w:val="false"/>
+                <w:sz w:val="17"/>
+                <w:szCs w:val="17"/>
+                <w:color w:val="000000"/>
+              </w:rPr>
+              <w:t xml:space="preserve">Change</w:t>
+            </w:r>
+          </w:p>
+        </w:tc>
+        <w:tc>
+          <w:tcPr>
+            <w:tcBorders>
+              <w:bottom w:val="single" w:sz="12" w:space="0" w:color="666666"/>
+              <w:top w:val="single" w:sz="12" w:space="0" w:color="666666"/>
+              <w:left w:val="none" w:sz="0" w:space="0" w:color="000000"/>
+              <w:right w:val="none" w:sz="0" w:space="0" w:color="000000"/>
+            </w:tcBorders>
+            <w:shd w:val="clear" w:color="auto" w:fill="E8EEF5"/>
+            <w:tcMar>
+              <w:top w:w="0" w:type="dxa"/>
+              <w:bottom w:w="0" w:type="dxa"/>
+              <w:left w:w="0" w:type="dxa"/>
+              <w:right w:w="0" w:type="dxa"/>
+            </w:tcMar>
+            <w:vAlign w:val="top"/>
+          </w:tcPr>
+          <w:p>
+            <w:pPr>
+              <w:jc w:val="left"/>
+              <w:pBdr>
+                <w:bottom w:val="none" w:sz="0" w:space="0" w:color="000000"/>
+                <w:top w:val="none" w:sz="0" w:space="0" w:color="000000"/>
+                <w:left w:val="none" w:sz="0" w:space="0" w:color="000000"/>
+                <w:right w:val="none" w:sz="0" w:space="0" w:color="000000"/>
+              </w:pBdr>
+              <w:spacing w:after="40" w:before="40" w:line="240"/>
+              <w:ind w:left="40" w:right="40" w:firstLine="0" w:firstLineChars="0"/>
+              <w:rPr>
+                <w:rFonts w:ascii="Arial" w:hAnsi="Arial" w:eastAsia="Arial" w:cs="Arial"/>
+                <w:i w:val="false"/>
+                <w:b w:val="true"/>
+                <w:u w:val="none"/>
+                <w:strike w:val="false"/>
+                <w:sz w:val="17"/>
+                <w:szCs w:val="17"/>
+                <w:color w:val="000000"/>
+              </w:rPr>
+            </w:pPr>
+            <w:r>
+              <w:rPr>
+                <w:rFonts w:ascii="Arial" w:hAnsi="Arial" w:eastAsia="Arial" w:cs="Arial"/>
+                <w:i w:val="false"/>
+                <w:b w:val="true"/>
+                <w:u w:val="none"/>
+                <w:strike w:val="false"/>
+                <w:sz w:val="17"/>
+                <w:szCs w:val="17"/>
+                <w:color w:val="000000"/>
+              </w:rPr>
+              <w:t xml:space="preserve">Effect on methods</w:t>
+            </w:r>
+          </w:p>
+        </w:tc>
+      </w:tr>
+      <w:tr>
+        <w:trPr>
+          <w:trHeight w:val="360" w:hRule="auto"/>
+        </w:trPr>
+        body1
+        <w:tc>
+          <w:tcPr>
+            <w:tcBorders>
+              <w:bottom w:val="single" w:sz="12" w:space="0" w:color="666666"/>
+              <w:top w:val="single" w:sz="12" w:space="0" w:color="666666"/>
+              <w:left w:val="none" w:sz="0" w:space="0" w:color="000000"/>
+              <w:right w:val="none" w:sz="0" w:space="0" w:color="000000"/>
+            </w:tcBorders>
+            <w:shd w:val="clear" w:color="auto" w:fill="FFFFFF"/>
+            <w:tcMar>
+              <w:top w:w="0" w:type="dxa"/>
+              <w:bottom w:w="0" w:type="dxa"/>
+              <w:left w:w="0" w:type="dxa"/>
+              <w:right w:w="0" w:type="dxa"/>
+            </w:tcMar>
+            <w:vAlign w:val="top"/>
+          </w:tcPr>
+          <w:p>
+            <w:pPr>
+              <w:jc w:val="left"/>
+              <w:pBdr>
+                <w:bottom w:val="none" w:sz="0" w:space="0" w:color="000000"/>
+                <w:top w:val="none" w:sz="0" w:space="0" w:color="000000"/>
+                <w:left w:val="none" w:sz="0" w:space="0" w:color="000000"/>
+                <w:right w:val="none" w:sz="0" w:space="0" w:color="000000"/>
+              </w:pBdr>
+              <w:spacing w:after="40" w:before="40" w:line="240"/>
+              <w:ind w:left="40" w:right="40" w:firstLine="0" w:firstLineChars="0"/>
+              <w:rPr>
+                <w:rFonts w:ascii="Arial" w:hAnsi="Arial" w:eastAsia="Arial" w:cs="Arial"/>
+                <w:i w:val="false"/>
+                <w:b w:val="false"/>
+                <w:u w:val="none"/>
+                <w:strike w:val="false"/>
+                <w:sz w:val="17"/>
+                <w:szCs w:val="17"/>
+                <w:color w:val="000000"/>
+              </w:rPr>
+            </w:pPr>
+            <w:r>
+              <w:rPr>
+                <w:rFonts w:ascii="Arial" w:hAnsi="Arial" w:eastAsia="Arial" w:cs="Arial"/>
+                <w:i w:val="false"/>
+                <w:b w:val="false"/>
+                <w:u w:val="none"/>
+                <w:strike w:val="false"/>
+                <w:sz w:val="17"/>
+                <w:szCs w:val="17"/>
+                <w:color w:val="000000"/>
+              </w:rPr>
+              <w:t xml:space="preserve">1.1</w:t>
+            </w:r>
+          </w:p>
+        </w:tc>
+        <w:tc>
+          <w:tcPr>
+            <w:tcBorders>
+              <w:bottom w:val="single" w:sz="12" w:space="0" w:color="666666"/>
+              <w:top w:val="single" w:sz="12" w:space="0" w:color="666666"/>
+              <w:left w:val="none" w:sz="0" w:space="0" w:color="000000"/>
+              <w:right w:val="none" w:sz="0" w:space="0" w:color="000000"/>
+            </w:tcBorders>
+            <w:shd w:val="clear" w:color="auto" w:fill="FFFFFF"/>
+            <w:tcMar>
+              <w:top w:w="0" w:type="dxa"/>
+              <w:bottom w:w="0" w:type="dxa"/>
+              <w:left w:w="0" w:type="dxa"/>
+              <w:right w:w="0" w:type="dxa"/>
+            </w:tcMar>
+            <w:vAlign w:val="top"/>
+          </w:tcPr>
+          <w:p>
+            <w:pPr>
+              <w:jc w:val="left"/>
+              <w:pBdr>
+                <w:bottom w:val="none" w:sz="0" w:space="0" w:color="000000"/>
+                <w:top w:val="none" w:sz="0" w:space="0" w:color="000000"/>
+                <w:left w:val="none" w:sz="0" w:space="0" w:color="000000"/>
+                <w:right w:val="none" w:sz="0" w:space="0" w:color="000000"/>
+              </w:pBdr>
+              <w:spacing w:after="40" w:before="40" w:line="240"/>
+              <w:ind w:left="40" w:right="40" w:firstLine="0" w:firstLineChars="0"/>
+              <w:rPr>
+                <w:rFonts w:ascii="Arial" w:hAnsi="Arial" w:eastAsia="Arial" w:cs="Arial"/>
+                <w:i w:val="false"/>
+                <w:b w:val="false"/>
+                <w:u w:val="none"/>
+                <w:strike w:val="false"/>
+                <w:sz w:val="17"/>
+                <w:szCs w:val="17"/>
+                <w:color w:val="000000"/>
+              </w:rPr>
+            </w:pPr>
+            <w:r>
+              <w:rPr>
+                <w:rFonts w:ascii="Arial" w:hAnsi="Arial" w:eastAsia="Arial" w:cs="Arial"/>
+                <w:i w:val="false"/>
+                <w:b w:val="false"/>
+                <w:u w:val="none"/>
+                <w:strike w:val="false"/>
+                <w:sz w:val="17"/>
+                <w:szCs w:val="17"/>
+                <w:color w:val="000000"/>
+              </w:rPr>
+              <w:t xml:space="preserve">October 8, 2026</w:t>
+            </w:r>
+          </w:p>
+        </w:tc>
+        <w:tc>
+          <w:tcPr>
+            <w:tcBorders>
+              <w:bottom w:val="single" w:sz="12" w:space="0" w:color="666666"/>
+              <w:top w:val="single" w:sz="12" w:space="0" w:color="666666"/>
+              <w:left w:val="none" w:sz="0" w:space="0" w:color="000000"/>
+              <w:right w:val="none" w:sz="0" w:space="0" w:color="000000"/>
+            </w:tcBorders>
+            <w:shd w:val="clear" w:color="auto" w:fill="FFFFFF"/>
+            <w:tcMar>
+              <w:top w:w="0" w:type="dxa"/>
+              <w:bottom w:w="0" w:type="dxa"/>
+              <w:left w:w="0" w:type="dxa"/>
+              <w:right w:w="0" w:type="dxa"/>
+            </w:tcMar>
+            <w:vAlign w:val="top"/>
+          </w:tcPr>
+          <w:p>
+            <w:pPr>
+              <w:jc w:val="left"/>
+              <w:pBdr>
+                <w:bottom w:val="none" w:sz="0" w:space="0" w:color="000000"/>
+                <w:top w:val="none" w:sz="0" w:space="0" w:color="000000"/>
+                <w:left w:val="none" w:sz="0" w:space="0" w:color="000000"/>
+                <w:right w:val="none" w:sz="0" w:space="0" w:color="000000"/>
+              </w:pBdr>
+              <w:spacing w:after="40" w:before="40" w:line="240"/>
+              <w:ind w:left="40" w:right="40" w:firstLine="0" w:firstLineChars="0"/>
+              <w:rPr>
+                <w:rFonts w:ascii="Arial" w:hAnsi="Arial" w:eastAsia="Arial" w:cs="Arial"/>
+                <w:i w:val="false"/>
+                <w:b w:val="false"/>
+                <w:u w:val="none"/>
+                <w:strike w:val="false"/>
+                <w:sz w:val="17"/>
+                <w:szCs w:val="17"/>
+                <w:color w:val="000000"/>
+              </w:rPr>
+            </w:pPr>
+            <w:r>
+              <w:rPr>
+                <w:rFonts w:ascii="Arial" w:hAnsi="Arial" w:eastAsia="Arial" w:cs="Arial"/>
+                <w:i w:val="false"/>
+                <w:b w:val="false"/>
+                <w:u w:val="none"/>
+                <w:strike w:val="false"/>
+                <w:sz w:val="17"/>
+                <w:szCs w:val="17"/>
+                <w:color w:val="000000"/>
+              </w:rPr>
+              <w:t xml:space="preserve">Editorial: added the methods reference for E-values (VanderWeele TJ, Ding P. Sensitivity analysis in observational research: introducing the E-value. Ann Intern Med. 2017;167(4):268-274) to S10 and Section 14</w:t>
+            </w:r>
+          </w:p>
+        </w:tc>
+        <w:tc>
+          <w:tcPr>
+            <w:tcBorders>
+              <w:bottom w:val="single" w:sz="12" w:space="0" w:color="666666"/>
+              <w:top w:val="single" w:sz="12" w:space="0" w:color="666666"/>
+              <w:left w:val="none" w:sz="0" w:space="0" w:color="000000"/>
+              <w:right w:val="none" w:sz="0" w:space="0" w:color="000000"/>
+            </w:tcBorders>
+            <w:shd w:val="clear" w:color="auto" w:fill="FFFFFF"/>
+            <w:tcMar>
+              <w:top w:w="0" w:type="dxa"/>
+              <w:bottom w:w="0" w:type="dxa"/>
+              <w:left w:w="0" w:type="dxa"/>
+              <w:right w:w="0" w:type="dxa"/>
+            </w:tcMar>
+            <w:vAlign w:val="top"/>
+          </w:tcPr>
+          <w:p>
+            <w:pPr>
+              <w:jc w:val="left"/>
+              <w:pBdr>
+                <w:bottom w:val="none" w:sz="0" w:space="0" w:color="000000"/>
+                <w:top w:val="none" w:sz="0" w:space="0" w:color="000000"/>
+                <w:left w:val="none" w:sz="0" w:space="0" w:color="000000"/>
+                <w:right w:val="none" w:sz="0" w:space="0" w:color="000000"/>
+              </w:pBdr>
+              <w:spacing w:after="40" w:before="40" w:line="240"/>
+              <w:ind w:left="40" w:right="40" w:firstLine="0" w:firstLineChars="0"/>
+              <w:rPr>
+                <w:rFonts w:ascii="Arial" w:hAnsi="Arial" w:eastAsia="Arial" w:cs="Arial"/>
+                <w:i w:val="false"/>
+                <w:b w:val="false"/>
+                <w:u w:val="none"/>
+                <w:strike w:val="false"/>
+                <w:sz w:val="17"/>
+                <w:szCs w:val="17"/>
+                <w:color w:val="000000"/>
+              </w:rPr>
+            </w:pPr>
+            <w:r>
+              <w:rPr>
+                <w:rFonts w:ascii="Arial" w:hAnsi="Arial" w:eastAsia="Arial" w:cs="Arial"/>
+                <w:i w:val="false"/>
+                <w:b w:val="false"/>
+                <w:u w:val="none"/>
+                <w:strike w:val="false"/>
+                <w:sz w:val="17"/>
+                <w:szCs w:val="17"/>
+                <w:color w:val="000000"/>
+              </w:rPr>
+              <w:t xml:space="preserve">None</w:t>
+            </w:r>
+          </w:p>
+        </w:tc>
+      </w:tr>
+    </w:tbl>
+    <w:p>
+      <w:pPr>
+        <w:pStyle w:val="Normal"/>
+      </w:pPr>
+      <w:r>
+        <w:t xml:space="preserve"/>
+      </w:r>
+    </w:p>
     <w:p>
       <w:pPr>
         <w:pStyle w:val="Normal"/>
@@ -17172,7 +17633,194 @@
           <w:szCs w:val="21"/>
           <w:color w:val="000000"/>
         </w:rPr>
-        <w:t xml:space="preserve">None at the time of writing. Any deviation found during analysis is recorded here and in the summary document, with the reason.</w:t>
+        <w:t xml:space="preserve">Analytic deviations found during the analysis (none changed a pre-specified method) are recorded in the research step summary.</w:t>
+      </w:r>
+    </w:p>
+    <w:p>
+      <w:pPr>
+        <w:pStyle w:val="Normal"/>
+        <w:jc w:val="left"/>
+        <w:pBdr>
+          <w:bottom w:val="none" w:sz="0" w:space="0" w:color="000000"/>
+          <w:top w:val="none" w:sz="0" w:space="0" w:color="000000"/>
+          <w:left w:val="none" w:sz="0" w:space="0" w:color="000000"/>
+          <w:right w:val="none" w:sz="0" w:space="0" w:color="000000"/>
+        </w:pBdr>
+        <w:spacing w:after="80" w:before="200" w:line="240"/>
+        <w:ind w:left="0" w:right="0" w:firstLine="0" w:firstLineChars="0"/>
+      </w:pPr>
+      <w:r>
+        <w:rPr>
+          <w:rFonts w:ascii="Arial" w:hAnsi="Arial" w:eastAsia="Arial" w:cs="Arial"/>
+          <w:i w:val="false"/>
+          <w:b w:val="true"/>
+          <w:u w:val="none"/>
+          <w:strike w:val="false"/>
+          <w:sz w:val="28"/>
+          <w:szCs w:val="28"/>
+          <w:color w:val="1F3864"/>
+        </w:rPr>
+        <w:t xml:space="preserve">14. Methods references</w:t>
+      </w:r>
+    </w:p>
+    <w:p>
+      <w:pPr>
+        <w:pStyle w:val="Normal"/>
+        <w:jc w:val="left"/>
+        <w:pBdr>
+          <w:bottom w:val="none" w:sz="0" w:space="0" w:color="000000"/>
+          <w:top w:val="none" w:sz="0" w:space="0" w:color="000000"/>
+          <w:left w:val="none" w:sz="0" w:space="0" w:color="000000"/>
+          <w:right w:val="none" w:sz="0" w:space="0" w:color="000000"/>
+        </w:pBdr>
+        <w:spacing w:after="80" w:before="0" w:line="264"/>
+        <w:ind w:left="280" w:right="0" w:firstLine="0" w:firstLineChars="0"/>
+      </w:pPr>
+      <w:r>
+        <w:rPr>
+          <w:rFonts w:ascii="Arial" w:hAnsi="Arial" w:eastAsia="Arial" w:cs="Arial"/>
+          <w:i w:val="false"/>
+          <w:b w:val="false"/>
+          <w:u w:val="none"/>
+          <w:strike w:val="false"/>
+          <w:sz w:val="21"/>
+          <w:szCs w:val="21"/>
+          <w:color w:val="000000"/>
+        </w:rPr>
+        <w:t xml:space="preserve">1.  </w:t>
+      </w:r>
+      <w:r>
+        <w:rPr>
+          <w:rFonts w:ascii="Arial" w:hAnsi="Arial" w:eastAsia="Arial" w:cs="Arial"/>
+          <w:i w:val="false"/>
+          <w:b w:val="false"/>
+          <w:u w:val="none"/>
+          <w:strike w:val="false"/>
+          <w:sz w:val="21"/>
+          <w:szCs w:val="21"/>
+          <w:color w:val="000000"/>
+        </w:rPr>
+        <w:t xml:space="preserve">Hernán MA, Robins JM. Using big data to emulate a target trial when a randomized trial is not available. Am J Epidemiol. 2016;183(8):758-764.</w:t>
+      </w:r>
+    </w:p>
+    <w:p>
+      <w:pPr>
+        <w:pStyle w:val="Normal"/>
+        <w:jc w:val="left"/>
+        <w:pBdr>
+          <w:bottom w:val="none" w:sz="0" w:space="0" w:color="000000"/>
+          <w:top w:val="none" w:sz="0" w:space="0" w:color="000000"/>
+          <w:left w:val="none" w:sz="0" w:space="0" w:color="000000"/>
+          <w:right w:val="none" w:sz="0" w:space="0" w:color="000000"/>
+        </w:pBdr>
+        <w:spacing w:after="80" w:before="0" w:line="264"/>
+        <w:ind w:left="280" w:right="0" w:firstLine="0" w:firstLineChars="0"/>
+      </w:pPr>
+      <w:r>
+        <w:rPr>
+          <w:rFonts w:ascii="Arial" w:hAnsi="Arial" w:eastAsia="Arial" w:cs="Arial"/>
+          <w:i w:val="false"/>
+          <w:b w:val="false"/>
+          <w:u w:val="none"/>
+          <w:strike w:val="false"/>
+          <w:sz w:val="21"/>
+          <w:szCs w:val="21"/>
+          <w:color w:val="000000"/>
+        </w:rPr>
+        <w:t xml:space="preserve">2.  </w:t>
+      </w:r>
+      <w:r>
+        <w:rPr>
+          <w:rFonts w:ascii="Arial" w:hAnsi="Arial" w:eastAsia="Arial" w:cs="Arial"/>
+          <w:i w:val="false"/>
+          <w:b w:val="false"/>
+          <w:u w:val="none"/>
+          <w:strike w:val="false"/>
+          <w:sz w:val="21"/>
+          <w:szCs w:val="21"/>
+          <w:color w:val="000000"/>
+        </w:rPr>
+        <w:t xml:space="preserve">Langan SM, et al. The RECORD-PE statement. BMJ. 2018;363:k3532.</w:t>
+      </w:r>
+    </w:p>
+    <w:p>
+      <w:pPr>
+        <w:pStyle w:val="Normal"/>
+        <w:jc w:val="left"/>
+        <w:pBdr>
+          <w:bottom w:val="none" w:sz="0" w:space="0" w:color="000000"/>
+          <w:top w:val="none" w:sz="0" w:space="0" w:color="000000"/>
+          <w:left w:val="none" w:sz="0" w:space="0" w:color="000000"/>
+          <w:right w:val="none" w:sz="0" w:space="0" w:color="000000"/>
+        </w:pBdr>
+        <w:spacing w:after="80" w:before="0" w:line="264"/>
+        <w:ind w:left="280" w:right="0" w:firstLine="0" w:firstLineChars="0"/>
+      </w:pPr>
+      <w:r>
+        <w:rPr>
+          <w:rFonts w:ascii="Arial" w:hAnsi="Arial" w:eastAsia="Arial" w:cs="Arial"/>
+          <w:i w:val="false"/>
+          <w:b w:val="false"/>
+          <w:u w:val="none"/>
+          <w:strike w:val="false"/>
+          <w:sz w:val="21"/>
+          <w:szCs w:val="21"/>
+          <w:color w:val="000000"/>
+        </w:rPr>
+        <w:t xml:space="preserve">3.  </w:t>
+      </w:r>
+      <w:r>
+        <w:rPr>
+          <w:rFonts w:ascii="Arial" w:hAnsi="Arial" w:eastAsia="Arial" w:cs="Arial"/>
+          <w:i w:val="false"/>
+          <w:b w:val="false"/>
+          <w:u w:val="none"/>
+          <w:strike w:val="false"/>
+          <w:sz w:val="21"/>
+          <w:szCs w:val="21"/>
+          <w:color w:val="000000"/>
+        </w:rPr>
+        <w:t xml:space="preserve">Marshall LZ, et al. Trends in 1-year persistence and adherence among initiators of high-potency, weight loss-indicated GLP-1 RAs. J Manag Care Spec Pharm. 2026;32(3):281-291.</w:t>
+      </w:r>
+    </w:p>
+    <w:p>
+      <w:pPr>
+        <w:pStyle w:val="Normal"/>
+        <w:jc w:val="left"/>
+        <w:pBdr>
+          <w:bottom w:val="none" w:sz="0" w:space="0" w:color="000000"/>
+          <w:top w:val="none" w:sz="0" w:space="0" w:color="000000"/>
+          <w:left w:val="none" w:sz="0" w:space="0" w:color="000000"/>
+          <w:right w:val="none" w:sz="0" w:space="0" w:color="000000"/>
+        </w:pBdr>
+        <w:spacing w:after="80" w:before="0" w:line="264"/>
+        <w:ind w:left="280" w:right="0" w:firstLine="0" w:firstLineChars="0"/>
+      </w:pPr>
+      <w:r>
+        <w:rPr>
+          <w:rFonts w:ascii="Arial" w:hAnsi="Arial" w:eastAsia="Arial" w:cs="Arial"/>
+          <w:i w:val="false"/>
+          <w:b w:val="false"/>
+          <w:u w:val="none"/>
+          <w:strike w:val="false"/>
+          <w:sz w:val="21"/>
+          <w:szCs w:val="21"/>
+          <w:color w:val="000000"/>
+        </w:rPr>
+        <w:t xml:space="preserve">4.  </w:t>
+      </w:r>
+      <w:r>
+        <w:rPr>
+          <w:rFonts w:ascii="Arial" w:hAnsi="Arial" w:eastAsia="Arial" w:cs="Arial"/>
+          <w:i w:val="false"/>
+          <w:b w:val="false"/>
+          <w:u w:val="none"/>
+          <w:strike w:val="false"/>
+          <w:sz w:val="21"/>
+          <w:szCs w:val="21"/>
+          <w:color w:val="000000"/>
+        </w:rPr>
+        <w:t xml:space="preserve">VanderWeele TJ, Ding P. Sensitivity analysis in observational research: introducing the E-value. Ann Intern Med. 2017;167(4):268-274.</w:t>
       </w:r>
     </w:p>
     <w:sectPr>
